--- a/extrakty/doc/TC278WG4/extract_18234-4_(2008).docx
+++ b/extrakty/doc/TC278WG4/extract_18234-4_(2008).docx
@@ -224,6 +224,16 @@
     <w:p>
       <w:pPr>
         <w:pStyle w:val="Textnormy"/>
+        <w:rPr/>
+      </w:pPr>
+      <w:r>
+        <w:rPr/>
+        <w:t xml:space="preserve">Poznámka: Extrakt uvádí vybrané kapitoly popisovaného dokumentu a přejímá původní číslování kapitol.</w:t>
+      </w:r>
+    </w:p>
+    <w:p>
+      <w:pPr>
+        <w:pStyle w:val="Textnormy"/>
         <w:rPr>
           <w:b/>
           <w:sz w:val="22"/>
@@ -264,7 +274,65 @@
           <w:sz w:val="22"/>
           <w:szCs w:val="22"/>
         </w:rPr>
-        <w:t>Souvisící normy</w:t>
+        <w:t>1 Předmět normy</w:t>
+      </w:r>
+    </w:p>
+    <w:p>
+      <w:pPr>
+        <w:pStyle w:val="Textnormy"/>
+        <w:rPr/>
+      </w:pPr>
+      <w:r>
+        <w:rPr/>
+        <w:t>Aplikace popsaná v této normě se na rozdíl od toho snažila konzistentně popsat pouze část zpráv o silniční dopravě, v některých částech ovšem z důvodu zpětné kompatibility je popis částečně rozšířen i do ostatních oblastí pokrytých normou 14819-2. Plné pokrytí celé problematiky je/mělo by být provedeno v ostatních aplikacích TPEG. Například TPEG-PTI pokrývá problematiku informací o veřejné hromadné dopravě.</w:t>
+      </w:r>
+    </w:p>
+    <w:p>
+      <w:pPr>
+        <w:pStyle w:val="Textnormy"/>
+        <w:rPr/>
+      </w:pPr>
+      <w:r>
+        <w:rPr/>
+        <w:t xml:space="preserve">Tento dokument popisuje aplikaci TPEG RTM, tedy způsob jakým mohou být přenášeny informace o dopravě v rámci služby TPEG a to nezávisle na jazyce uživatele či poskytovatele služby. Poskytované informace se týkají dopravních událostí a stavových informací na pozemních komunikacích. </w:t>
+      </w:r>
+    </w:p>
+    <w:p>
+      <w:pPr>
+        <w:pStyle w:val="Textnormy"/>
+        <w:rPr/>
+      </w:pPr>
+      <w:r>
+        <w:rPr/>
+        <w:t xml:space="preserve">Aplikace TPEG-RTM se skládá ze 3 částí: zásobníku řízení zprávy (Message Management Container), zásobníku události (Application Event Container) a zásobníku lokace (TPEG-Location Container). První dva zásobníky (části) jsou plně popsány v rámci této normy, poslední zásobník je popsán v CEN ISO/TS 18234-6. </w:t>
+      </w:r>
+    </w:p>
+    <w:p>
+      <w:pPr>
+        <w:pStyle w:val="Textnormy"/>
+        <w:rPr/>
+      </w:pPr>
+      <w:r>
+        <w:rPr/>
+        <w:t>V první části tohoto souboru norem CEN ISO/TS 18234-1 je popsán tzv. identifikátor aplikace (AID), který přesně určuje, jakým způsobem budou data z konkrétní aplikace zpracovávána, tato aplikace (TPEG-RTM) má přidělen identifikátor AID=0001. Aplikace TPEG-RTM definuje tabulky obsahující slova a fráze z dopravní problematiky, tak aby z nich bylo možné složit informaci o dopravě (mnoho z těchto slov bylo převzato z norem DATEX a RDS-TMC).</w:t>
+      </w:r>
+    </w:p>
+    <w:p>
+      <w:pPr>
+        <w:pStyle w:val="Textnormy"/>
+        <w:rPr>
+          <w:b/>
+          <w:sz w:val="22"/>
+          <w:szCs w:val="22"/>
+        </w:rPr>
+      </w:pPr>
+      <w:r>
+        <w:rPr>
+          <w:b/>
+          <w:sz w:val="22"/>
+          <w:szCs w:val="22"/>
+        </w:rPr>
+        <w:t xml:space="preserve">2 Souvisící normy</w:t>
       </w:r>
     </w:p>
     <w:p>
@@ -292,64 +360,6 @@
           <w:sz w:val="22"/>
           <w:szCs w:val="22"/>
         </w:rPr>
-        <w:t>1 Předmět normy</w:t>
-      </w:r>
-    </w:p>
-    <w:p>
-      <w:pPr>
-        <w:pStyle w:val="Textnormy"/>
-        <w:rPr/>
-      </w:pPr>
-      <w:r>
-        <w:rPr/>
-        <w:t>Aplikace popsaná v této normě se na rozdíl od toho snažila konzistentně popsat pouze část zpráv o silniční dopravě, v některých částech ovšem z důvodu zpětné kompatibility je popis částečně rozšířen i do ostatních oblastí pokrytých normou 14819-2. Plné pokrytí celé problematiky je/mělo by být provedeno v ostatních aplikacích TPEG. Například TPEG-PTI pokrývá problematiku informací o veřejné hromadné dopravě.</w:t>
-      </w:r>
-    </w:p>
-    <w:p>
-      <w:pPr>
-        <w:pStyle w:val="Textnormy"/>
-        <w:rPr/>
-      </w:pPr>
-      <w:r>
-        <w:rPr/>
-        <w:t xml:space="preserve">Tento dokument popisuje aplikaci TPEG RTM, tedy způsob jakým mohou být přenášeny informace o dopravě v rámci služby TPEG a to nezávisle na jazyce uživatele či poskytovatele služby. Poskytované informace se týkají dopravních událostí a stavových informací na pozemních komunikacích. </w:t>
-      </w:r>
-    </w:p>
-    <w:p>
-      <w:pPr>
-        <w:pStyle w:val="Textnormy"/>
-        <w:rPr/>
-      </w:pPr>
-      <w:r>
-        <w:rPr/>
-        <w:t xml:space="preserve">Aplikace TPEG-RTM se skládá ze 3 částí: zásobníku řízení zprávy (Message Management Container), zásobníku události (Application Event Container) a zásobníku lokace (TPEG-Location Container). První dva zásobníky (části) jsou plně popsány v rámci této normy, poslední zásobník je popsán v CEN ISO/TS 18234-6. </w:t>
-      </w:r>
-    </w:p>
-    <w:p>
-      <w:pPr>
-        <w:pStyle w:val="Textnormy"/>
-        <w:rPr/>
-      </w:pPr>
-      <w:r>
-        <w:rPr/>
-        <w:t>V první části tohoto souboru norem CEN ISO/TS 18234-1 je popsán tzv. identifikátor aplikace (AID), který přesně určuje, jakým způsobem budou data z konkrétní aplikace zpracovávána, tato aplikace (TPEG-RTM) má přidělen identifikátor AID=0001. Aplikace TPEG-RTM definuje tabulky obsahující slova a fráze z dopravní problematiky, tak aby z nich bylo možné složit informaci o dopravě (mnoho z těchto slov bylo převzato z norem DATEX a RDS-TMC).</w:t>
-      </w:r>
-    </w:p>
-    <w:p>
-      <w:pPr>
-        <w:pStyle w:val="Textnormy"/>
-        <w:rPr>
-          <w:b/>
-          <w:sz w:val="22"/>
-          <w:szCs w:val="22"/>
-        </w:rPr>
-      </w:pPr>
-      <w:r>
-        <w:rPr>
-          <w:b/>
-          <w:sz w:val="22"/>
-          <w:szCs w:val="22"/>
-        </w:rPr>
         <w:t>3 Termíny a definice</w:t>
       </w:r>
     </w:p>
@@ -366,19 +376,29 @@
     <w:p>
       <w:pPr>
         <w:pStyle w:val="Textnormy"/>
-        <w:rPr>
-          <w:b/>
-          <w:sz w:val="22"/>
-          <w:szCs w:val="22"/>
-        </w:rPr>
-      </w:pPr>
-      <w:r>
-        <w:rPr>
-          <w:b/>
-          <w:sz w:val="22"/>
-          <w:szCs w:val="22"/>
-        </w:rPr>
-        <w:t>4 Zkratky</w:t>
+        <w:rPr/>
+      </w:pPr>
+      <w:r>
+        <w:rPr/>
+        <w:t xml:space="preserve">Další termíny a zkratky z oboru ITS jsou obsaženy ve slovníku ITS terminology.</w:t>
+      </w:r>
+    </w:p>
+    <w:p>
+      <w:pPr>
+        <w:pStyle w:val="Textnormy"/>
+        <w:rPr>
+          <w:b/>
+          <w:sz w:val="22"/>
+          <w:szCs w:val="22"/>
+        </w:rPr>
+      </w:pPr>
+      <w:r>
+        <w:rPr>
+          <w:b/>
+          <w:sz w:val="22"/>
+          <w:szCs w:val="22"/>
+        </w:rPr>
+        <w:t xml:space="preserve">4 Symboly a zkratky</w:t>
       </w:r>
     </w:p>
     <w:p>
@@ -406,6 +426,16 @@
         <w:rPr/>
         <w:tab/>
         <w:t>road traffic message – zpráva o dopravním provozu</w:t>
+      </w:r>
+    </w:p>
+    <w:p>
+      <w:pPr>
+        <w:pStyle w:val="Textnormy"/>
+        <w:rPr/>
+      </w:pPr>
+      <w:r>
+        <w:rPr/>
+        <w:t xml:space="preserve">Další termíny a zkratky z oboru ITS jsou obsaženy ve slovníku ITS terminology (www.ITSterminology.org).</w:t>
       </w:r>
     </w:p>
     <w:p>
@@ -470,7 +500,7 @@
             </wp:cNvGraphicFramePr>
             <a:graphic xmlns:a="http://schemas.openxmlformats.org/drawingml/2006/main">
               <a:graphicData uri="http://schemas.openxmlformats.org/drawingml/2006/picture">
-                <pic:pic xmlns:pic="http://schemas.openxmlformats.org/drawingml/2006/picture">
+                <pic:pic>
                   <pic:nvPicPr>
                     <pic:cNvPr id="1" name="Image1"/>
                     <pic:cNvPicPr>
@@ -791,7 +821,7 @@
             </wp:cNvGraphicFramePr>
             <a:graphic xmlns:a="http://schemas.openxmlformats.org/drawingml/2006/main">
               <a:graphicData uri="http://schemas.openxmlformats.org/drawingml/2006/picture">
-                <pic:pic xmlns:pic="http://schemas.openxmlformats.org/drawingml/2006/picture">
+                <pic:pic>
                   <pic:nvPicPr>
                     <pic:cNvPr id="2" name="Image2"/>
                     <pic:cNvPicPr>
@@ -900,7 +930,7 @@
             </wp:cNvGraphicFramePr>
             <a:graphic xmlns:a="http://schemas.openxmlformats.org/drawingml/2006/main">
               <a:graphicData uri="http://schemas.openxmlformats.org/drawingml/2006/picture">
-                <pic:pic xmlns:pic="http://schemas.openxmlformats.org/drawingml/2006/picture">
+                <pic:pic>
                   <pic:nvPicPr>
                     <pic:cNvPr id="3" name="Image3"/>
                     <pic:cNvPicPr>
@@ -1015,7 +1045,7 @@
             </wp:cNvGraphicFramePr>
             <a:graphic xmlns:a="http://schemas.openxmlformats.org/drawingml/2006/main">
               <a:graphicData uri="http://schemas.openxmlformats.org/drawingml/2006/picture">
-                <pic:pic xmlns:pic="http://schemas.openxmlformats.org/drawingml/2006/picture">
+                <pic:pic>
                   <pic:nvPicPr>
                     <pic:cNvPr id="4" name="Image4"/>
                     <pic:cNvPicPr>
@@ -1099,7 +1129,7 @@
             </wp:cNvGraphicFramePr>
             <a:graphic xmlns:a="http://schemas.openxmlformats.org/drawingml/2006/main">
               <a:graphicData uri="http://schemas.openxmlformats.org/drawingml/2006/picture">
-                <pic:pic xmlns:pic="http://schemas.openxmlformats.org/drawingml/2006/picture">
+                <pic:pic>
                   <pic:nvPicPr>
                     <pic:cNvPr id="5" name="Image5"/>
                     <pic:cNvPicPr>

--- a/extrakty/doc/TC278WG4/extract_18234-4_(2008).docx
+++ b/extrakty/doc/TC278WG4/extract_18234-4_(2008).docx
@@ -25,7 +25,7 @@
           <w:sz w:val="40"/>
           <w:szCs w:val="40"/>
         </w:rPr>
-        <w:t>EXTRAKT z české technické normy</w:t>
+        <w:t xml:space="preserve">EXTRAKT z technické specifikace CEN</w:t>
       </w:r>
     </w:p>
     <w:p>
@@ -134,7 +134,7 @@
                 <w:sz w:val="32"/>
                 <w:lang w:val="en-US" w:eastAsia="en-US"/>
               </w:rPr>
-              <w:t>ČSN P CEN ISO/TS 18234-4</w:t>
+              <w:t xml:space="preserve">CEN ISO/TS 18234-4</w:t>
             </w:r>
           </w:p>
           <w:p>
@@ -162,7 +162,7 @@
             </w:pPr>
             <w:r>
               <w:rPr/>
-              <w:t>01 8256</w:t>
+              <w:t xml:space="preserve"/>
             </w:r>
           </w:p>
         </w:tc>
@@ -178,9 +178,9 @@
       </w:pPr>
       <w:r>
         <w:rPr/>
-        <w:t>Platí od 1.1.2007</w:t>
+        <w:t xml:space="preserve">Vydána 2006, 106 stran</w:t>
         <w:tab/>
-        <w:t>106 stran</w:t>
+        <w:t/>
       </w:r>
     </w:p>
     <w:p>
